--- a/Curriculo/output/Resume_Afonso_Mobile.docx
+++ b/Curriculo/output/Resume_Afonso_Mobile.docx
@@ -31,7 +31,7 @@
           <w:color w:val="333333"/>
           <w:sz w:val="22"/>
         </w:rPr>
-        <w:t>Senior Mobile Engineer (React Native / Kotlin / Swift · Media &amp; Streaming Specialist)</w:t>
+        <w:t>Senior Mobile Engineer — React Native · Kotlin · Swift · Media &amp; Streaming Specialist</w:t>
       </w:r>
     </w:p>
     <w:p>
@@ -82,7 +82,7 @@
           <w:color w:val="000000"/>
           <w:sz w:val="20"/>
         </w:rPr>
-        <w:t>Senior Mobile Engineer with 7 years of market experience shipping production apps to the App Store and Google Play, with rare end-to-end depth in media and streaming: owns the entire path from FFmpeg encoding pipelines, H.264/H.265 codec strategy and adaptive bitrate to hardware-accelerated players, native Swift modules (PiP, AirPlay) and offline-first data flows. Currently senior engineer on a large-scale smart-city video platform, owning its end-to-end streaming architecture (WebRTC, LL-HLS) and selected to lead the architecture and delivery of its upcoming mobile application. Founder of Stormzplus, a subscription streaming platform live on both stores. Brings staff-level engineering foundations to mobile work: distributed-systems architecture, CI/CD quality gates, integration testing and observability.</w:t>
+        <w:t>Senior Mobile Engineer with 7 years of market experience shipping production apps to the App Store and Google Play. Rare depth in media and streaming — from FFmpeg pipelines and codec strategy to hardware-accelerated players and native Swift modules (PiP, AirPlay). Currently owns the streaming architecture of a large-scale smart-city video platform and selected to lead its upcoming mobile application.</w:t>
       </w:r>
     </w:p>
     <w:p>
@@ -117,7 +117,7 @@
           <w:color w:val="000000"/>
           <w:sz w:val="20"/>
         </w:rPr>
-        <w:t>Mobile:</w:t>
+        <w:t>**Mobile:</w:t>
       </w:r>
       <w:r>
         <w:rPr>
@@ -127,7 +127,7 @@
           <w:color w:val="000000"/>
           <w:sz w:val="20"/>
         </w:rPr>
-        <w:t xml:space="preserve"> React Native (New Architecture), Kotlin, Swift, Kotlin Multiplatform, Compose Multiplatform, Jetpack Compose, SwiftUI, Android SDK, iOS SDK</w:t>
+        <w:t xml:space="preserve"> ** React Native (New Architecture), Kotlin, Swift, Kotlin Multiplatform, Compose Multiplatform, Jetpack Compose, SwiftUI, Android SDK, iOS SDK</w:t>
       </w:r>
     </w:p>
     <w:p>
@@ -143,7 +143,7 @@
           <w:color w:val="000000"/>
           <w:sz w:val="20"/>
         </w:rPr>
-        <w:t>Media &amp; Streaming:</w:t>
+        <w:t>**Media &amp; Streaming:</w:t>
       </w:r>
       <w:r>
         <w:rPr>
@@ -153,7 +153,7 @@
           <w:color w:val="000000"/>
           <w:sz w:val="20"/>
         </w:rPr>
-        <w:t xml:space="preserve"> HLS/LL-HLS, WebRTC, FFmpeg/NVENC encoding pipelines, adaptive bitrate (ABR), H.264/H.265 codec strategy, React Native Video, expo-video, LiveKit, native PiP/AirPlay (Swift)</w:t>
+        <w:t xml:space="preserve"> ** HLS/LL-HLS, WebRTC, FFmpeg/NVENC, ABR, H.264/H.265, React Native Video, expo-video, LiveKit, native PiP/AirPlay (Swift)</w:t>
       </w:r>
     </w:p>
     <w:p>
@@ -169,7 +169,7 @@
           <w:color w:val="000000"/>
           <w:sz w:val="20"/>
         </w:rPr>
-        <w:t>Navigation &amp; Routing:</w:t>
+        <w:t>**State &amp; Data:</w:t>
       </w:r>
       <w:r>
         <w:rPr>
@@ -179,7 +179,7 @@
           <w:color w:val="000000"/>
           <w:sz w:val="20"/>
         </w:rPr>
-        <w:t xml:space="preserve"> Expo Router (file-based, deep linking), React Navigation</w:t>
+        <w:t xml:space="preserve"> ** Zustand, SWR, AsyncStorage, SQLDelight, Supabase, PostgreSQL</w:t>
       </w:r>
     </w:p>
     <w:p>
@@ -195,7 +195,7 @@
           <w:color w:val="000000"/>
           <w:sz w:val="20"/>
         </w:rPr>
-        <w:t>State &amp; Data:</w:t>
+        <w:t>**Real-time:</w:t>
       </w:r>
       <w:r>
         <w:rPr>
@@ -205,7 +205,7 @@
           <w:color w:val="000000"/>
           <w:sz w:val="20"/>
         </w:rPr>
-        <w:t xml:space="preserve"> Zustand, SWR, AsyncStorage, SQLDelight, Supabase (Auth/DB/Realtime/Storage), PostgreSQL</w:t>
+        <w:t xml:space="preserve"> ** WebSockets (Socket.IO), Supabase Realtime, Kafka-backed pipelines, Firebase Push</w:t>
       </w:r>
     </w:p>
     <w:p>
@@ -221,7 +221,7 @@
           <w:color w:val="000000"/>
           <w:sz w:val="20"/>
         </w:rPr>
-        <w:t>Real-time &amp; Messaging:</w:t>
+        <w:t>**Release &amp; Quality:</w:t>
       </w:r>
       <w:r>
         <w:rPr>
@@ -231,59 +231,7 @@
           <w:color w:val="000000"/>
           <w:sz w:val="20"/>
         </w:rPr>
-        <w:t xml:space="preserve"> WebSockets (Socket.IO), Supabase Realtime, Kafka-backed event pipelines, Firebase (push notifications)</w:t>
-      </w:r>
-    </w:p>
-    <w:p>
-      <w:pPr>
-        <w:spacing w:before="10" w:after="10" w:line="259" w:lineRule="auto"/>
-        <w:jc w:val="left"/>
-      </w:pPr>
-      <w:r>
-        <w:rPr>
-          <w:rFonts w:ascii="Calibri" w:hAnsi="Calibri"/>
-          <w:b/>
-          <w:i w:val="0"/>
-          <w:color w:val="000000"/>
-          <w:sz w:val="20"/>
-        </w:rPr>
-        <w:t>Animations &amp; UX:</w:t>
-      </w:r>
-      <w:r>
-        <w:rPr>
-          <w:rFonts w:ascii="Calibri" w:hAnsi="Calibri"/>
-          <w:b w:val="0"/>
-          <w:i w:val="0"/>
-          <w:color w:val="000000"/>
-          <w:sz w:val="20"/>
-        </w:rPr>
-        <w:t xml:space="preserve"> React Native Reanimated, Lottie, i18next</w:t>
-      </w:r>
-    </w:p>
-    <w:p>
-      <w:pPr>
-        <w:spacing w:before="10" w:after="10" w:line="259" w:lineRule="auto"/>
-        <w:jc w:val="left"/>
-      </w:pPr>
-      <w:r>
-        <w:rPr>
-          <w:rFonts w:ascii="Calibri" w:hAnsi="Calibri"/>
-          <w:b/>
-          <w:i w:val="0"/>
-          <w:color w:val="000000"/>
-          <w:sz w:val="20"/>
-        </w:rPr>
-        <w:t>Release &amp; Quality:</w:t>
-      </w:r>
-      <w:r>
-        <w:rPr>
-          <w:rFonts w:ascii="Calibri" w:hAnsi="Calibri"/>
-          <w:b w:val="0"/>
-          <w:i w:val="0"/>
-          <w:color w:val="000000"/>
-          <w:sz w:val="20"/>
-        </w:rPr>
-        <w:t xml:space="preserve"> EAS Build, Fastlane, App Store Connect, Google Play Console, CI/CD (GitHub Actions), Testcontainers, Docker, Git/GitHub</w:t>
+        <w:t xml:space="preserve"> ** EAS Build, Fastlane, App Store Connect, Google Play Console, GitHub Actions, Testcontainers, Docker</w:t>
       </w:r>
     </w:p>
     <w:p>
@@ -361,7 +309,7 @@
           <w:color w:val="000000"/>
           <w:sz w:val="20"/>
         </w:rPr>
-        <w:t>Own the end-to-end video streaming architecture of a large-scale smart-city video monitoring platform (27 NestJS microservices): camera → edge → player pipeline with WebRTC and automatic LL-HLS fallback (~250ms), dynamic H.265/H.264 codec negotiation driven by client hardware capability detection, and adaptive quality leveraging native camera substreams (Axis/Hikvision).</w:t>
+        <w:t>Owns the end-to-end streaming architecture of a large-scale smart-city video platform: WebRTC with LL-HLS fallback (~250ms), dynamic H.265/H.264 codec negotiation per client capability, adaptive quality via native camera substreams.</w:t>
       </w:r>
     </w:p>
     <w:p>
@@ -388,7 +336,7 @@
           <w:color w:val="000000"/>
           <w:sz w:val="20"/>
         </w:rPr>
-        <w:t>Selected to lead the architecture and delivery of the platform's upcoming mobile application, with end-to-end ownership of technical decisions.</w:t>
+        <w:t>Designed the real-time layer consumed by client applications: Socket.IO room-based subscriptions with JWT auth at handshake, pushing live stream status, camera health and analytics events.</w:t>
       </w:r>
     </w:p>
     <w:p>
@@ -415,7 +363,7 @@
           <w:color w:val="000000"/>
           <w:sz w:val="20"/>
         </w:rPr>
-        <w:t>Designed the real-time layer consumed by client applications: Socket.IO room-based subscriptions with JWT authentication at handshake, pushing live stream status, camera health and analytics events.</w:t>
+        <w:t>Built the live video analytics experience: per-frame bounding-box overlays in the player fed by an on-device Kafka pipeline with idempotent reconciliation after device reboots.</w:t>
       </w:r>
     </w:p>
     <w:p>
@@ -442,34 +390,7 @@
           <w:color w:val="000000"/>
           <w:sz w:val="20"/>
         </w:rPr>
-        <w:t>Built the live video analytics experience: per-frame detections rendered as bounding-box overlays in the player, fed by an on-device Kafka pipeline with idempotent reconciliation after device reboots.</w:t>
-      </w:r>
-    </w:p>
-    <w:p>
-      <w:pPr>
-        <w:spacing w:before="10" w:after="10" w:line="259" w:lineRule="auto"/>
-        <w:ind w:left="357" w:hanging="181"/>
-        <w:jc w:val="left"/>
-      </w:pPr>
-      <w:r>
-        <w:rPr>
-          <w:rFonts w:ascii="Calibri" w:hAnsi="Calibri"/>
-          <w:b w:val="0"/>
-          <w:i w:val="0"/>
-          <w:color w:val="000000"/>
-          <w:sz w:val="20"/>
-        </w:rPr>
-        <w:t xml:space="preserve">• </w:t>
-      </w:r>
-      <w:r>
-        <w:rPr>
-          <w:rFonts w:ascii="Calibri" w:hAnsi="Calibri"/>
-          <w:b w:val="0"/>
-          <w:i w:val="0"/>
-          <w:color w:val="000000"/>
-          <w:sz w:val="20"/>
-        </w:rPr>
-        <w:t>Operate with staff-level engineering foundations: integration-test CI gates with Testcontainers (real PostgreSQL), Prometheus/Pino observability and production Kubernetes (RKE2 + Terraform + Helm); shipped 75+ merged pull requests across seven domains within the first five months.</w:t>
+        <w:t>Selected to lead the architecture and delivery of the platform's upcoming mobile application; 75+ merged PRs in 5 months; CI quality gates (Testcontainers), Prometheus/Pino observability, production K8s (RKE2 + Terraform + Helm).</w:t>
       </w:r>
     </w:p>
     <w:p>
@@ -485,7 +406,7 @@
           <w:color w:val="000000"/>
           <w:sz w:val="21"/>
         </w:rPr>
-        <w:t>Senior Mobile Engineer — afonsodev.com (Independent Consultant &amp; Product Founder)</w:t>
+        <w:t>Senior Mobile Engineer — afonsodev.com (Founder &amp; Independent Consultant)</w:t>
       </w:r>
     </w:p>
     <w:p>
@@ -554,7 +475,7 @@
           <w:color w:val="000000"/>
           <w:sz w:val="20"/>
         </w:rPr>
-        <w:t>Founded and built a production React Native app (New Architecture) on iOS and Android; release pipeline via EAS Build/Fastlane. Multi-profile accounts with tier-based feature gating, subscription management and deep linking via Universal Links (iOS) + App Links (Android).</w:t>
+        <w:t>Production React Native app (New Architecture): multi-profile accounts, subscription management, EAS Build/Fastlane, Universal Links (iOS) + App Links (Android).</w:t>
       </w:r>
     </w:p>
     <w:p>
@@ -581,7 +502,7 @@
           <w:color w:val="000000"/>
           <w:sz w:val="20"/>
         </w:rPr>
-        <w:t>Custom HLS video player with hardware-accelerated adaptive bitrate (240p–4K), buffer tuning (2–10s playback strategy), skip intro/outro chapter detection, playback rate control (0.25x–2x), audio track selection, subtitles and background playback — debounced progress saves on AppState transitions.</w:t>
+        <w:t>Custom HLS player with hardware-accelerated ABR (240p–4K), buffer tuning, chapter detection, subtitle support, background playback, native Swift modules for PiP and AirPlay.</w:t>
       </w:r>
     </w:p>
     <w:p>
@@ -608,7 +529,7 @@
           <w:color w:val="000000"/>
           <w:sz w:val="20"/>
         </w:rPr>
-        <w:t>Implemented native Swift modules for PiP, AirPlay and advanced playback controls; native route picker with external display detection.</w:t>
+        <w:t>Watch Party via LiveKit: custom signaling protocol over data channels, host/viewer sync broadcast, 5-retry backoff for late joiners.</w:t>
       </w:r>
     </w:p>
     <w:p>
@@ -635,115 +556,7 @@
           <w:color w:val="000000"/>
           <w:sz w:val="20"/>
         </w:rPr>
-        <w:t>Watch Party: custom signaling protocol over LiveKit data channels — host/viewer architecture with periodic sync (2s interval, 500ms rate limiting), seek/play/pause broadcast and 5-retry backoff for late joiners; fallback to Supabase Broadcast for resilience.</w:t>
-      </w:r>
-    </w:p>
-    <w:p>
-      <w:pPr>
-        <w:spacing w:before="10" w:after="10" w:line="259" w:lineRule="auto"/>
-        <w:ind w:left="357" w:hanging="181"/>
-        <w:jc w:val="left"/>
-      </w:pPr>
-      <w:r>
-        <w:rPr>
-          <w:rFonts w:ascii="Calibri" w:hAnsi="Calibri"/>
-          <w:b w:val="0"/>
-          <w:i w:val="0"/>
-          <w:color w:val="000000"/>
-          <w:sz w:val="20"/>
-        </w:rPr>
-        <w:t xml:space="preserve">• </w:t>
-      </w:r>
-      <w:r>
-        <w:rPr>
-          <w:rFonts w:ascii="Calibri" w:hAnsi="Calibri"/>
-          <w:b w:val="0"/>
-          <w:i w:val="0"/>
-          <w:color w:val="000000"/>
-          <w:sz w:val="20"/>
-        </w:rPr>
-        <w:t>Performance engineering: virtualized FlatLists (removeClippedSubviews, windowSize tuning, getItemLayout), React.memo on list items, memoized computations, expo-image memory-disk caching with batch avatar prefetching.</w:t>
-      </w:r>
-    </w:p>
-    <w:p>
-      <w:pPr>
-        <w:spacing w:before="10" w:after="10" w:line="259" w:lineRule="auto"/>
-        <w:ind w:left="357" w:hanging="181"/>
-        <w:jc w:val="left"/>
-      </w:pPr>
-      <w:r>
-        <w:rPr>
-          <w:rFonts w:ascii="Calibri" w:hAnsi="Calibri"/>
-          <w:b w:val="0"/>
-          <w:i w:val="0"/>
-          <w:color w:val="000000"/>
-          <w:sz w:val="20"/>
-        </w:rPr>
-        <w:t xml:space="preserve">• </w:t>
-      </w:r>
-      <w:r>
-        <w:rPr>
-          <w:rFonts w:ascii="Calibri" w:hAnsi="Calibri"/>
-          <w:b w:val="0"/>
-          <w:i w:val="0"/>
-          <w:color w:val="000000"/>
-          <w:sz w:val="20"/>
-        </w:rPr>
-        <w:t>Offline downloads with persistent queue, retry/backoff and storage management; real-time data sync via SWR + Supabase backend.</w:t>
-      </w:r>
-    </w:p>
-    <w:p>
-      <w:pPr>
-        <w:spacing w:before="10" w:after="10" w:line="259" w:lineRule="auto"/>
-        <w:ind w:left="357" w:hanging="181"/>
-        <w:jc w:val="left"/>
-      </w:pPr>
-      <w:r>
-        <w:rPr>
-          <w:rFonts w:ascii="Calibri" w:hAnsi="Calibri"/>
-          <w:b w:val="0"/>
-          <w:i w:val="0"/>
-          <w:color w:val="000000"/>
-          <w:sz w:val="20"/>
-        </w:rPr>
-        <w:t xml:space="preserve">• </w:t>
-      </w:r>
-      <w:r>
-        <w:rPr>
-          <w:rFonts w:ascii="Calibri" w:hAnsi="Calibri"/>
-          <w:b w:val="0"/>
-          <w:i w:val="0"/>
-          <w:color w:val="000000"/>
-          <w:sz w:val="20"/>
-        </w:rPr>
-        <w:t>Owns the full media backend as well: Go service orchestrating FFmpeg with NVIDIA NVENC for multi-bitrate HLS transcoding, Cloudflare R2 + CDN distribution — the same pipelines the app consumes.</w:t>
-      </w:r>
-    </w:p>
-    <w:p>
-      <w:pPr>
-        <w:spacing w:before="10" w:after="10" w:line="259" w:lineRule="auto"/>
-        <w:ind w:left="357" w:hanging="181"/>
-        <w:jc w:val="left"/>
-      </w:pPr>
-      <w:r>
-        <w:rPr>
-          <w:rFonts w:ascii="Calibri" w:hAnsi="Calibri"/>
-          <w:b w:val="0"/>
-          <w:i w:val="0"/>
-          <w:color w:val="000000"/>
-          <w:sz w:val="20"/>
-        </w:rPr>
-        <w:t xml:space="preserve">• </w:t>
-      </w:r>
-      <w:r>
-        <w:rPr>
-          <w:rFonts w:ascii="Calibri" w:hAnsi="Calibri"/>
-          <w:b w:val="0"/>
-          <w:i w:val="0"/>
-          <w:color w:val="000000"/>
-          <w:sz w:val="20"/>
-        </w:rPr>
-        <w:t>20+ custom hooks, 9 context providers, 24+ design-system UI components; animations with Reanimated + Lottie; i18n (EN/PT-BR); push notifications via Firebase.</w:t>
+        <w:t>Owns the full media backend: Go + FFmpeg/NVENC transcoding pipeline, Cloudflare R2/CDN, Stripe + Mercado Pago PIX subscriptions with idempotent webhooks.</w:t>
       </w:r>
     </w:p>
     <w:p>
@@ -802,27 +615,7 @@
           <w:color w:val="000000"/>
           <w:sz w:val="20"/>
         </w:rPr>
-        <w:t xml:space="preserve">Built native Kotlin Multiplatform tools using Compose Multiplatform + Ktor + SQLDelight, including </w:t>
-      </w:r>
-      <w:r>
-        <w:rPr>
-          <w:rFonts w:ascii="Calibri" w:hAnsi="Calibri"/>
-          <w:b/>
-          <w:i w:val="0"/>
-          <w:color w:val="000000"/>
-          <w:sz w:val="20"/>
-        </w:rPr>
-        <w:t>GEM Exportador</w:t>
-      </w:r>
-      <w:r>
-        <w:rPr>
-          <w:rFonts w:ascii="Calibri" w:hAnsi="Calibri"/>
-          <w:b w:val="0"/>
-          <w:i w:val="0"/>
-          <w:color w:val="000000"/>
-          <w:sz w:val="20"/>
-        </w:rPr>
-        <w:t xml:space="preserve"> — automated CAD file conversion system with real-time queue monitoring via WebSocket, processing PDF/DWG/DXF/STEP/IGES exports from Autodesk Inventor.</w:t>
+        <w:t>Built GEM Exportador in Kotlin Multiplatform (Compose + Ktor + SQLDelight): automated CAD export (PDF/DWG/DXF/STEP/IGES) with real-time WebSocket queue; Android field-ops modules for factory workers.</w:t>
       </w:r>
     </w:p>
     <w:p>
@@ -849,34 +642,7 @@
           <w:color w:val="000000"/>
           <w:sz w:val="20"/>
         </w:rPr>
-        <w:t>Developed Kotlin backend services for production data processing and Android modules enabling field workers to manage orders and tasks on the go.</w:t>
-      </w:r>
-    </w:p>
-    <w:p>
-      <w:pPr>
-        <w:spacing w:before="10" w:after="10" w:line="259" w:lineRule="auto"/>
-        <w:ind w:left="357" w:hanging="181"/>
-        <w:jc w:val="left"/>
-      </w:pPr>
-      <w:r>
-        <w:rPr>
-          <w:rFonts w:ascii="Calibri" w:hAnsi="Calibri"/>
-          <w:b w:val="0"/>
-          <w:i w:val="0"/>
-          <w:color w:val="000000"/>
-          <w:sz w:val="20"/>
-        </w:rPr>
-        <w:t xml:space="preserve">• </w:t>
-      </w:r>
-      <w:r>
-        <w:rPr>
-          <w:rFonts w:ascii="Calibri" w:hAnsi="Calibri"/>
-          <w:b w:val="0"/>
-          <w:i w:val="0"/>
-          <w:color w:val="000000"/>
-          <w:sz w:val="20"/>
-        </w:rPr>
-        <w:t>Led conception and development of GEM ERP (Next.js + Supabase/PostgreSQL) — enterprise platform that replaced spreadsheet workflows: real-time multi-view Kanban, corporate chat, GPT-powered assistant, productivity analytics and append-only audit trail; sub-200ms real-time multi-user sync.</w:t>
+        <w:t>Led GEM ERP (Next.js + Supabase/PostgreSQL): real-time Kanban, corporate chat, GPT assistant; 80% reduction in proposal errors, sub-200ms real-time sync.</w:t>
       </w:r>
     </w:p>
     <w:p>
@@ -935,34 +701,7 @@
           <w:color w:val="000000"/>
           <w:sz w:val="20"/>
         </w:rPr>
-        <w:t>Developed a React Native app for a hospital management system — biometric authentication, real-time operational dashboards, multi-step form workflows with validation and offline-capable data entry for patient records, scheduling and inventory.</w:t>
-      </w:r>
-    </w:p>
-    <w:p>
-      <w:pPr>
-        <w:spacing w:before="10" w:after="10" w:line="259" w:lineRule="auto"/>
-        <w:ind w:left="357" w:hanging="181"/>
-        <w:jc w:val="left"/>
-      </w:pPr>
-      <w:r>
-        <w:rPr>
-          <w:rFonts w:ascii="Calibri" w:hAnsi="Calibri"/>
-          <w:b w:val="0"/>
-          <w:i w:val="0"/>
-          <w:color w:val="000000"/>
-          <w:sz w:val="20"/>
-        </w:rPr>
-        <w:t xml:space="preserve">• </w:t>
-      </w:r>
-      <w:r>
-        <w:rPr>
-          <w:rFonts w:ascii="Calibri" w:hAnsi="Calibri"/>
-          <w:b w:val="0"/>
-          <w:i w:val="0"/>
-          <w:color w:val="000000"/>
-          <w:sz w:val="20"/>
-        </w:rPr>
-        <w:t>Performance focus: virtualized lists for large patient datasets, memoized components, optimized re-renders and efficient REST API consumption with caching strategies and error boundaries.</w:t>
+        <w:t>React Native hospital management app: biometric auth, real-time dashboards, offline-first patient records and scheduling; virtualized lists and memoized components for large datasets.</w:t>
       </w:r>
     </w:p>
     <w:p>
@@ -986,7 +725,7 @@
     </w:p>
     <w:p>
       <w:pPr>
-        <w:spacing w:before="120" w:after="0" w:line="240" w:lineRule="auto"/>
+        <w:spacing w:before="0" w:after="40" w:line="276" w:lineRule="auto"/>
         <w:jc w:val="left"/>
       </w:pPr>
       <w:r>
@@ -995,15 +734,24 @@
           <w:b/>
           <w:i w:val="0"/>
           <w:color w:val="000000"/>
-          <w:sz w:val="21"/>
+          <w:sz w:val="20"/>
         </w:rPr>
-        <w:t>Next.js FFmpeg Transcoder (MIT)</w:t>
+        <w:t>Next.js FFmpeg Transcoder</w:t>
+      </w:r>
+      <w:r>
+        <w:rPr>
+          <w:rFonts w:ascii="Calibri" w:hAnsi="Calibri"/>
+          <w:b w:val="0"/>
+          <w:i w:val="0"/>
+          <w:color w:val="000000"/>
+          <w:sz w:val="20"/>
+        </w:rPr>
+        <w:t xml:space="preserve"> (MIT) · github.com/afonsoburginski/nextjs-ffmpeg-transcoder</w:t>
       </w:r>
     </w:p>
     <w:p>
       <w:pPr>
-        <w:spacing w:before="10" w:after="10" w:line="259" w:lineRule="auto"/>
-        <w:ind w:left="357" w:hanging="181"/>
+        <w:spacing w:before="0" w:after="40" w:line="276" w:lineRule="auto"/>
         <w:jc w:val="left"/>
       </w:pPr>
       <w:r>
@@ -1014,44 +762,7 @@
           <w:color w:val="000000"/>
           <w:sz w:val="20"/>
         </w:rPr>
-        <w:t xml:space="preserve">• </w:t>
-      </w:r>
-      <w:r>
-        <w:rPr>
-          <w:rFonts w:ascii="Calibri" w:hAnsi="Calibri"/>
-          <w:b w:val="0"/>
-          <w:i w:val="0"/>
-          <w:color w:val="000000"/>
-          <w:sz w:val="20"/>
-        </w:rPr>
-        <w:t>Production-grade video ingestion and HLS transcoding extracted from Stormzplus: Go server with streaming I/O (10GB+ files), FFmpeg/NVENC GPU acceleration, Cloudflare R2 storage.</w:t>
-      </w:r>
-    </w:p>
-    <w:p>
-      <w:pPr>
-        <w:spacing w:before="10" w:after="10" w:line="259" w:lineRule="auto"/>
-        <w:ind w:left="357" w:hanging="181"/>
-        <w:jc w:val="left"/>
-      </w:pPr>
-      <w:r>
-        <w:rPr>
-          <w:rFonts w:ascii="Calibri" w:hAnsi="Calibri"/>
-          <w:b w:val="0"/>
-          <w:i w:val="0"/>
-          <w:color w:val="000000"/>
-          <w:sz w:val="20"/>
-        </w:rPr>
-        <w:t xml:space="preserve">• </w:t>
-      </w:r>
-      <w:r>
-        <w:rPr>
-          <w:rFonts w:ascii="Calibri" w:hAnsi="Calibri"/>
-          <w:b w:val="0"/>
-          <w:i w:val="0"/>
-          <w:color w:val="000000"/>
-          <w:sz w:val="20"/>
-        </w:rPr>
-        <w:t>github.com/afonsoburginski/nextjs-ffmpeg-transcoder</w:t>
+        <w:t>Production-grade video ingestion with FFmpeg/NVENC GPU acceleration, HLS transcoding and Cloudflare R2 storage.</w:t>
       </w:r>
     </w:p>
     <w:p>
@@ -1070,12 +781,12 @@
           <w:color w:val="000000"/>
           <w:sz w:val="22"/>
         </w:rPr>
-        <w:t>EDUCATION</w:t>
+        <w:t>EDUCATION &amp; CERTIFICATIONS</w:t>
       </w:r>
     </w:p>
     <w:p>
       <w:pPr>
-        <w:spacing w:before="80" w:after="0" w:line="240" w:lineRule="auto"/>
+        <w:spacing w:before="0" w:after="40" w:line="276" w:lineRule="auto"/>
         <w:jc w:val="left"/>
       </w:pPr>
       <w:r>
@@ -1086,48 +797,22 @@
           <w:color w:val="000000"/>
           <w:sz w:val="20"/>
         </w:rPr>
-        <w:t>Bachelor's Degree in Information Systems — Unemat Sinop</w:t>
+        <w:t>B.Sc. Information Systems</w:t>
+      </w:r>
+      <w:r>
+        <w:rPr>
+          <w:rFonts w:ascii="Calibri" w:hAnsi="Calibri"/>
+          <w:b w:val="0"/>
+          <w:i w:val="0"/>
+          <w:color w:val="000000"/>
+          <w:sz w:val="20"/>
+        </w:rPr>
+        <w:t xml:space="preserve"> — Unemat Sinop · 2020–2024</w:t>
       </w:r>
     </w:p>
     <w:p>
       <w:pPr>
-        <w:spacing w:before="0" w:after="40" w:line="240" w:lineRule="auto"/>
-        <w:jc w:val="left"/>
-      </w:pPr>
-      <w:r>
-        <w:rPr>
-          <w:rFonts w:ascii="Calibri" w:hAnsi="Calibri"/>
-          <w:b w:val="0"/>
-          <w:i/>
-          <w:color w:val="555555"/>
-          <w:sz w:val="19"/>
-        </w:rPr>
-        <w:t>2020 – 2024 | Brazil</w:t>
-      </w:r>
-    </w:p>
-    <w:p>
-      <w:pPr>
-        <w:spacing w:before="200" w:after="80" w:line="240" w:lineRule="auto"/>
-        <w:jc w:val="left"/>
-        <w:pBdr>
-          <w:bottom w:val="single" w:sz="6" w:space="1" w:color="000000"/>
-        </w:pBdr>
-      </w:pPr>
-      <w:r>
-        <w:rPr>
-          <w:rFonts w:ascii="Calibri" w:hAnsi="Calibri"/>
-          <w:b/>
-          <w:i w:val="0"/>
-          <w:color w:val="000000"/>
-          <w:sz w:val="22"/>
-        </w:rPr>
-        <w:t>CERTIFICATIONS</w:t>
-      </w:r>
-    </w:p>
-    <w:p>
-      <w:pPr>
-        <w:spacing w:before="10" w:after="10" w:line="259" w:lineRule="auto"/>
-        <w:ind w:left="357" w:hanging="181"/>
+        <w:spacing w:before="0" w:after="40" w:line="276" w:lineRule="auto"/>
         <w:jc w:val="left"/>
       </w:pPr>
       <w:r>
@@ -1138,44 +823,7 @@
           <w:color w:val="000000"/>
           <w:sz w:val="20"/>
         </w:rPr>
-        <w:t xml:space="preserve">• </w:t>
-      </w:r>
-      <w:r>
-        <w:rPr>
-          <w:rFonts w:ascii="Calibri" w:hAnsi="Calibri"/>
-          <w:b w:val="0"/>
-          <w:i w:val="0"/>
-          <w:color w:val="000000"/>
-          <w:sz w:val="20"/>
-        </w:rPr>
-        <w:t>Developing Mobile Apps with React Native (Meta)</w:t>
-      </w:r>
-    </w:p>
-    <w:p>
-      <w:pPr>
-        <w:spacing w:before="10" w:after="10" w:line="259" w:lineRule="auto"/>
-        <w:ind w:left="357" w:hanging="181"/>
-        <w:jc w:val="left"/>
-      </w:pPr>
-      <w:r>
-        <w:rPr>
-          <w:rFonts w:ascii="Calibri" w:hAnsi="Calibri"/>
-          <w:b w:val="0"/>
-          <w:i w:val="0"/>
-          <w:color w:val="000000"/>
-          <w:sz w:val="20"/>
-        </w:rPr>
-        <w:t xml:space="preserve">• </w:t>
-      </w:r>
-      <w:r>
-        <w:rPr>
-          <w:rFonts w:ascii="Calibri" w:hAnsi="Calibri"/>
-          <w:b w:val="0"/>
-          <w:i w:val="0"/>
-          <w:color w:val="000000"/>
-          <w:sz w:val="20"/>
-        </w:rPr>
-        <w:t>Kotlin for Java Developers (JetBrains)</w:t>
+        <w:t>Developing Mobile Apps with React Native (Meta) · Kotlin for Java Developers (JetBrains)</w:t>
       </w:r>
     </w:p>
     <w:p>
@@ -1220,33 +868,7 @@
           <w:color w:val="000000"/>
           <w:sz w:val="20"/>
         </w:rPr>
-        <w:t xml:space="preserve"> Native</w:t>
-      </w:r>
-    </w:p>
-    <w:p>
-      <w:pPr>
-        <w:spacing w:before="10" w:after="10" w:line="259" w:lineRule="auto"/>
-        <w:jc w:val="left"/>
-      </w:pPr>
-      <w:r>
-        <w:rPr>
-          <w:rFonts w:ascii="Calibri" w:hAnsi="Calibri"/>
-          <w:b/>
-          <w:i w:val="0"/>
-          <w:color w:val="000000"/>
-          <w:sz w:val="20"/>
-        </w:rPr>
-        <w:t>English:</w:t>
-      </w:r>
-      <w:r>
-        <w:rPr>
-          <w:rFonts w:ascii="Calibri" w:hAnsi="Calibri"/>
-          <w:b w:val="0"/>
-          <w:i w:val="0"/>
-          <w:color w:val="000000"/>
-          <w:sz w:val="20"/>
-        </w:rPr>
-        <w:t xml:space="preserve"> B2 — comfortable with technical communication and client meetings</w:t>
+        <w:t xml:space="preserve"> Native · English: B2 — technical communication and client meetings</w:t>
       </w:r>
     </w:p>
     <w:sectPr>
